--- a/downloads/handouts/Unit 02/Handout 02.04 - SMART Goal Builder.docx
+++ b/downloads/handouts/Unit 02/Handout 02.04 - SMART Goal Builder.docx
@@ -41,9 +41,9 @@
       <w:pPr>
         <w:pStyle w:val="Heading3"/>
       </w:pPr>
-      <w:bookmarkStart w:id="21" w:name="word-bank-in-other-languages"/>
-      <w:r>
-        <w:t xml:space="preserve">Word bank in other languages</w:t>
+      <w:bookmarkStart w:id="21" w:name="word-bank-in-spanish"/>
+      <w:r>
+        <w:t xml:space="preserve">Word bank in Spanish</w:t>
       </w:r>
       <w:bookmarkEnd w:id="21"/>
     </w:p>
@@ -54,10 +54,8 @@
         <w:tblLook w:firstRow="1"/>
       </w:tblPr>
       <w:tblGrid>
-        <w:gridCol w:w="2340"/>
-        <w:gridCol w:w="2340"/>
-        <w:gridCol w:w="2340"/>
-        <w:gridCol w:w="2340"/>
+        <w:gridCol w:w="4680"/>
+        <w:gridCol w:w="4680"/>
       </w:tblGrid>
       <w:tr>
         <w:trPr>
@@ -65,7 +63,7 @@
         </w:trPr>
         <w:tc>
           <w:tcPr>
-            <w:tcW w:type="dxa" w:w="2340"/>
+            <w:tcW w:type="dxa" w:w="4680"/>
             <w:tcBorders>
               <w:bottom w:val="single"/>
             </w:tcBorders>
@@ -83,7 +81,7 @@
         </w:tc>
         <w:tc>
           <w:tcPr>
-            <w:tcW w:type="dxa" w:w="2340"/>
+            <w:tcW w:type="dxa" w:w="4680"/>
             <w:tcBorders>
               <w:bottom w:val="single"/>
             </w:tcBorders>
@@ -95,42 +93,6 @@
               <w:jc w:val="left"/>
             </w:pPr>
             <w:r>
-              <w:t xml:space="preserve">Turkish</w:t>
-            </w:r>
-          </w:p>
-        </w:tc>
-        <w:tc>
-          <w:tcPr>
-            <w:tcW w:type="dxa" w:w="2340"/>
-            <w:tcBorders>
-              <w:bottom w:val="single"/>
-            </w:tcBorders>
-            <w:vAlign w:val="bottom"/>
-          </w:tcPr>
-          <w:p>
-            <w:pPr>
-              <w:pStyle w:val="Compact"/>
-              <w:jc w:val="left"/>
-            </w:pPr>
-            <w:r>
-              <w:t xml:space="preserve">Portuguese</w:t>
-            </w:r>
-          </w:p>
-        </w:tc>
-        <w:tc>
-          <w:tcPr>
-            <w:tcW w:type="dxa" w:w="2340"/>
-            <w:tcBorders>
-              <w:bottom w:val="single"/>
-            </w:tcBorders>
-            <w:vAlign w:val="bottom"/>
-          </w:tcPr>
-          <w:p>
-            <w:pPr>
-              <w:pStyle w:val="Compact"/>
-              <w:jc w:val="left"/>
-            </w:pPr>
-            <w:r>
               <w:t xml:space="preserve">Spanish</w:t>
             </w:r>
           </w:p>
@@ -139,7 +101,7 @@
       <w:tr>
         <w:tc>
           <w:tcPr>
-            <w:tcW w:type="dxa" w:w="2340"/>
+            <w:tcW w:type="dxa" w:w="4680"/>
           </w:tcPr>
           <w:p>
             <w:pPr>
@@ -153,35 +115,7 @@
         </w:tc>
         <w:tc>
           <w:tcPr>
-            <w:tcW w:type="dxa" w:w="2340"/>
-          </w:tcPr>
-          <w:p>
-            <w:pPr>
-              <w:pStyle w:val="Compact"/>
-              <w:jc w:val="left"/>
-            </w:pPr>
-            <w:r>
-              <w:t xml:space="preserve">hedef</w:t>
-            </w:r>
-          </w:p>
-        </w:tc>
-        <w:tc>
-          <w:tcPr>
-            <w:tcW w:type="dxa" w:w="2340"/>
-          </w:tcPr>
-          <w:p>
-            <w:pPr>
-              <w:pStyle w:val="Compact"/>
-              <w:jc w:val="left"/>
-            </w:pPr>
-            <w:r>
-              <w:t xml:space="preserve">meta (objetivo)</w:t>
-            </w:r>
-          </w:p>
-        </w:tc>
-        <w:tc>
-          <w:tcPr>
-            <w:tcW w:type="dxa" w:w="2340"/>
+            <w:tcW w:type="dxa" w:w="4680"/>
           </w:tcPr>
           <w:p>
             <w:pPr>
@@ -197,7 +131,7 @@
       <w:tr>
         <w:tc>
           <w:tcPr>
-            <w:tcW w:type="dxa" w:w="2340"/>
+            <w:tcW w:type="dxa" w:w="4680"/>
           </w:tcPr>
           <w:p>
             <w:pPr>
@@ -211,35 +145,7 @@
         </w:tc>
         <w:tc>
           <w:tcPr>
-            <w:tcW w:type="dxa" w:w="2340"/>
-          </w:tcPr>
-          <w:p>
-            <w:pPr>
-              <w:pStyle w:val="Compact"/>
-              <w:jc w:val="left"/>
-            </w:pPr>
-            <w:r>
-              <w:t xml:space="preserve">belirli (net)</w:t>
-            </w:r>
-          </w:p>
-        </w:tc>
-        <w:tc>
-          <w:tcPr>
-            <w:tcW w:type="dxa" w:w="2340"/>
-          </w:tcPr>
-          <w:p>
-            <w:pPr>
-              <w:pStyle w:val="Compact"/>
-              <w:jc w:val="left"/>
-            </w:pPr>
-            <w:r>
-              <w:t xml:space="preserve">específico</w:t>
-            </w:r>
-          </w:p>
-        </w:tc>
-        <w:tc>
-          <w:tcPr>
-            <w:tcW w:type="dxa" w:w="2340"/>
+            <w:tcW w:type="dxa" w:w="4680"/>
           </w:tcPr>
           <w:p>
             <w:pPr>
@@ -255,7 +161,7 @@
       <w:tr>
         <w:tc>
           <w:tcPr>
-            <w:tcW w:type="dxa" w:w="2340"/>
+            <w:tcW w:type="dxa" w:w="4680"/>
           </w:tcPr>
           <w:p>
             <w:pPr>
@@ -269,35 +175,7 @@
         </w:tc>
         <w:tc>
           <w:tcPr>
-            <w:tcW w:type="dxa" w:w="2340"/>
-          </w:tcPr>
-          <w:p>
-            <w:pPr>
-              <w:pStyle w:val="Compact"/>
-              <w:jc w:val="left"/>
-            </w:pPr>
-            <w:r>
-              <w:t xml:space="preserve">ölçmek</w:t>
-            </w:r>
-          </w:p>
-        </w:tc>
-        <w:tc>
-          <w:tcPr>
-            <w:tcW w:type="dxa" w:w="2340"/>
-          </w:tcPr>
-          <w:p>
-            <w:pPr>
-              <w:pStyle w:val="Compact"/>
-              <w:jc w:val="left"/>
-            </w:pPr>
-            <w:r>
-              <w:t xml:space="preserve">medir</w:t>
-            </w:r>
-          </w:p>
-        </w:tc>
-        <w:tc>
-          <w:tcPr>
-            <w:tcW w:type="dxa" w:w="2340"/>
+            <w:tcW w:type="dxa" w:w="4680"/>
           </w:tcPr>
           <w:p>
             <w:pPr>
@@ -313,7 +191,7 @@
       <w:tr>
         <w:tc>
           <w:tcPr>
-            <w:tcW w:type="dxa" w:w="2340"/>
+            <w:tcW w:type="dxa" w:w="4680"/>
           </w:tcPr>
           <w:p>
             <w:pPr>
@@ -327,35 +205,7 @@
         </w:tc>
         <w:tc>
           <w:tcPr>
-            <w:tcW w:type="dxa" w:w="2340"/>
-          </w:tcPr>
-          <w:p>
-            <w:pPr>
-              <w:pStyle w:val="Compact"/>
-              <w:jc w:val="left"/>
-            </w:pPr>
-            <w:r>
-              <w:t xml:space="preserve">son tarih</w:t>
-            </w:r>
-          </w:p>
-        </w:tc>
-        <w:tc>
-          <w:tcPr>
-            <w:tcW w:type="dxa" w:w="2340"/>
-          </w:tcPr>
-          <w:p>
-            <w:pPr>
-              <w:pStyle w:val="Compact"/>
-              <w:jc w:val="left"/>
-            </w:pPr>
-            <w:r>
-              <w:t xml:space="preserve">prazo</w:t>
-            </w:r>
-          </w:p>
-        </w:tc>
-        <w:tc>
-          <w:tcPr>
-            <w:tcW w:type="dxa" w:w="2340"/>
+            <w:tcW w:type="dxa" w:w="4680"/>
           </w:tcPr>
           <w:p>
             <w:pPr>
@@ -371,7 +221,7 @@
       <w:tr>
         <w:tc>
           <w:tcPr>
-            <w:tcW w:type="dxa" w:w="2340"/>
+            <w:tcW w:type="dxa" w:w="4680"/>
           </w:tcPr>
           <w:p>
             <w:pPr>
@@ -385,35 +235,7 @@
         </w:tc>
         <w:tc>
           <w:tcPr>
-            <w:tcW w:type="dxa" w:w="2340"/>
-          </w:tcPr>
-          <w:p>
-            <w:pPr>
-              <w:pStyle w:val="Compact"/>
-              <w:jc w:val="left"/>
-            </w:pPr>
-            <w:r>
-              <w:t xml:space="preserve">büyük hedef (uzun vadeli)</w:t>
-            </w:r>
-          </w:p>
-        </w:tc>
-        <w:tc>
-          <w:tcPr>
-            <w:tcW w:type="dxa" w:w="2340"/>
-          </w:tcPr>
-          <w:p>
-            <w:pPr>
-              <w:pStyle w:val="Compact"/>
-              <w:jc w:val="left"/>
-            </w:pPr>
-            <w:r>
-              <w:t xml:space="preserve">meta ambiciosa</w:t>
-            </w:r>
-          </w:p>
-        </w:tc>
-        <w:tc>
-          <w:tcPr>
-            <w:tcW w:type="dxa" w:w="2340"/>
+            <w:tcW w:type="dxa" w:w="4680"/>
           </w:tcPr>
           <w:p>
             <w:pPr>
@@ -1880,15 +1702,18 @@
       </w:r>
     </w:p>
     <w:p>
-      <w:r>
-        <w:br w:type="page"/>
-      </w:r>
-    </w:p>
-    <w:p>
       <w:pPr>
         <w:pStyle w:val="BodyText"/>
       </w:pPr>
       <w:r>
+        <w:t xml:space="preserve">_____________________________________________________________________________</w:t>
+      </w:r>
+    </w:p>
+    <w:p>
+      <w:pPr>
+        <w:pStyle w:val="BodyText"/>
+      </w:pPr>
+      <w:r>
         <w:t xml:space="preserve">Grade 8 stretch: Write a stretch goal for the career on your 3-2-1 card, then two SMART goals under it: one for this year and one for high school.</w:t>
       </w:r>
     </w:p>
@@ -1935,8 +1760,11 @@
       </w:r>
     </w:p>
     <w:p>
-      <w:r>
-        <w:br w:type="page"/>
+      <w:pPr>
+        <w:pStyle w:val="BodyText"/>
+      </w:pPr>
+      <w:r>
+        <w:t xml:space="preserve">_____________________________________________________________________________</w:t>
       </w:r>
     </w:p>
     <w:p>

--- a/downloads/handouts/Unit 02/Handout 02.04 - SMART Goal Builder.docx
+++ b/downloads/handouts/Unit 02/Handout 02.04 - SMART Goal Builder.docx
@@ -1698,7 +1698,7 @@
         <w:t xml:space="preserve"> </w:t>
       </w:r>
       <w:r>
-        <w:t xml:space="preserve">Is either of your two goals really a stretch goal (big, far away, not fully in your control)? Circle: School / Outside / Neither. If you circled one, write the SMART goal that goes under it:</w:t>
+        <w:t xml:space="preserve">Is either of your two goals really a stretch goal (big, far away, not fully in your control)? Circle: School / Outside / Neither. If you circled one, write the SMART goal that goes under it.</w:t>
       </w:r>
     </w:p>
     <w:p>
@@ -1706,7 +1706,7 @@
         <w:pStyle w:val="BodyText"/>
       </w:pPr>
       <w:r>
-        <w:t xml:space="preserve">_____________________________________________________________________________</w:t>
+        <w:t xml:space="preserve">The SMART goal under it: _____________________________________________________________________________</w:t>
       </w:r>
     </w:p>
     <w:p>
@@ -1756,7 +1756,7 @@
         <w:pStyle w:val="FirstParagraph"/>
       </w:pPr>
       <w:r>
-        <w:t xml:space="preserve">My school SMART goal in one line. Circle the number and the date.</w:t>
+        <w:t xml:space="preserve">Write your school SMART goal in one line. Circle the number and the date.</w:t>
       </w:r>
     </w:p>
     <w:p>
@@ -1764,7 +1764,7 @@
         <w:pStyle w:val="BodyText"/>
       </w:pPr>
       <w:r>
-        <w:t xml:space="preserve">_____________________________________________________________________________</w:t>
+        <w:t xml:space="preserve">My school SMART goal: _____________________________________________________________________________</w:t>
       </w:r>
     </w:p>
     <w:p>
